--- a/lhspla-api/src/missions/templates/ODM_ready.docx
+++ b/lhspla-api/src/missions/templates/ODM_ready.docx
@@ -1782,6 +1782,44 @@
           <w:szCs w:val="20"/>
         </w:rPr>
         <w:t xml:space="preserve"> {dateReprise}</w:t>
+      </w:r>
+    </w:p>
+    <w:p>
+      <w:pPr>
+        <w:spacing w:after="0" w:line="240" w:lineRule="auto"/>
+        <w:jc w:val="both"/>
+        <w:rPr>
+          <w:rFonts w:ascii="Century Gothic" w:hAnsi="Century Gothic"/>
+          <w:sz w:val="20"/>
+          <w:szCs w:val="20"/>
+        </w:rPr>
+      </w:pPr>
+      <w:r>
+        <w:rPr>
+          <w:rFonts w:ascii="Century Gothic" w:hAnsi="Century Gothic"/>
+          <w:b/>
+          <w:bCs/>
+          <w:sz w:val="20"/>
+          <w:szCs w:val="20"/>
+        </w:rPr>
+        <w:t>MOYEN DE TRANSPORT</w:t>
+      </w:r>
+      <w:r>
+        <w:rPr>
+          <w:rFonts w:ascii="Century Gothic" w:hAnsi="Century Gothic"/>
+          <w:sz w:val="20"/>
+          <w:szCs w:val="20"/>
+        </w:rPr>
+        <w:tab/>
+        <w:t>:</w:t>
+      </w:r>
+      <w:r>
+        <w:rPr>
+          <w:rFonts w:ascii="Century Gothic" w:hAnsi="Century Gothic"/>
+          <w:sz w:val="20"/>
+          <w:szCs w:val="20"/>
+        </w:rPr>
+        <w:t xml:space="preserve"> {moyenTransport}</w:t>
       </w:r>
     </w:p>
     <w:p>
